--- a/Module_2/Francisco_Moyet_M2_ShortAnswers.docx
+++ b/Module_2/Francisco_Moyet_M2_ShortAnswers.docx
@@ -455,7 +455,16 @@
           <w:kern w:val="0"/>
           <w14:ligatures w14:val="none"/>
         </w:rPr>
-        <w:t xml:space="preserve">“const” is used to define a </w:t>
+        <w:t>“const” is use</w:t>
+      </w:r>
+      <w:r>
+        <w:rPr>
+          <w:rFonts w:ascii="Lato" w:eastAsia="Times New Roman" w:hAnsi="Lato" w:cs="Times New Roman"/>
+          <w:color w:val="2D3B45"/>
+          <w:kern w:val="0"/>
+          <w14:ligatures w14:val="none"/>
+        </w:rPr>
+        <w:t xml:space="preserve">d to let know the compiler that the value of the variable being declared cannot change. One practical application is when defining numerical constants (i.e. the number “pi” or “e”) or a particular combination of numbers that cannot be modified while the program is running (i.e. social security). Having a “const” type qualifier also makes a code less prone to errors since the variable value cannot change. </w:t>
       </w:r>
     </w:p>
     <w:p>
@@ -514,6 +523,38 @@
           <w14:ligatures w14:val="none"/>
         </w:rPr>
       </w:pPr>
+      <w:r>
+        <w:rPr>
+          <w:rFonts w:ascii="Lato" w:eastAsia="Times New Roman" w:hAnsi="Lato" w:cs="Times New Roman"/>
+          <w:color w:val="2D3B45"/>
+          <w:kern w:val="0"/>
+          <w14:ligatures w14:val="none"/>
+        </w:rPr>
+        <w:t xml:space="preserve">Function overloading is having 2 or more functions with the same name, but the number of parameters or the type of such parameters is not the same. </w:t>
+      </w:r>
+      <w:r>
+        <w:rPr>
+          <w:rFonts w:ascii="Lato" w:eastAsia="Times New Roman" w:hAnsi="Lato" w:cs="Times New Roman"/>
+          <w:color w:val="2D3B45"/>
+          <w:kern w:val="0"/>
+          <w14:ligatures w14:val="none"/>
+        </w:rPr>
+        <w:t xml:space="preserve">We can use function overloading when we need to perform the same transformation to different data types. </w:t>
+      </w:r>
+    </w:p>
+    <w:p>
+      <w:pPr>
+        <w:pStyle w:val="ListParagraph"/>
+        <w:shd w:val="clear" w:color="auto" w:fill="FFFFFF"/>
+        <w:spacing w:before="100" w:beforeAutospacing="1" w:after="100" w:afterAutospacing="1" w:line="240" w:lineRule="auto"/>
+        <w:ind w:left="1410"/>
+        <w:rPr>
+          <w:rFonts w:ascii="Lato" w:eastAsia="Times New Roman" w:hAnsi="Lato" w:cs="Times New Roman"/>
+          <w:color w:val="2D3B45"/>
+          <w:kern w:val="0"/>
+          <w14:ligatures w14:val="none"/>
+        </w:rPr>
+      </w:pPr>
     </w:p>
     <w:p>
       <w:pPr>
@@ -581,7 +622,216 @@
         <w:t> directive.</w:t>
       </w:r>
     </w:p>
-    <w:p/>
+    <w:p>
+      <w:pPr>
+        <w:pStyle w:val="ListParagraph"/>
+        <w:numPr>
+          <w:ilvl w:val="1"/>
+          <w:numId w:val="1"/>
+        </w:numPr>
+        <w:shd w:val="clear" w:color="auto" w:fill="FFFFFF"/>
+        <w:spacing w:before="100" w:beforeAutospacing="1" w:after="100" w:afterAutospacing="1" w:line="240" w:lineRule="auto"/>
+        <w:rPr>
+          <w:rFonts w:ascii="Lato" w:eastAsia="Times New Roman" w:hAnsi="Lato" w:cs="Times New Roman"/>
+          <w:color w:val="2D3B45"/>
+          <w:kern w:val="0"/>
+          <w14:ligatures w14:val="none"/>
+        </w:rPr>
+      </w:pPr>
+      <w:r>
+        <w:rPr>
+          <w:rFonts w:ascii="Lato" w:eastAsia="Times New Roman" w:hAnsi="Lato" w:cs="Times New Roman"/>
+          <w:color w:val="2D3B45"/>
+          <w:kern w:val="0"/>
+          <w14:ligatures w14:val="none"/>
+        </w:rPr>
+        <w:t>If there is code that will be used by multiple .</w:t>
+      </w:r>
+      <w:proofErr w:type="spellStart"/>
+      <w:r>
+        <w:rPr>
+          <w:rFonts w:ascii="Lato" w:eastAsia="Times New Roman" w:hAnsi="Lato" w:cs="Times New Roman"/>
+          <w:color w:val="2D3B45"/>
+          <w:kern w:val="0"/>
+          <w14:ligatures w14:val="none"/>
+        </w:rPr>
+        <w:t>cpp</w:t>
+      </w:r>
+      <w:proofErr w:type="spellEnd"/>
+      <w:r>
+        <w:rPr>
+          <w:rFonts w:ascii="Lato" w:eastAsia="Times New Roman" w:hAnsi="Lato" w:cs="Times New Roman"/>
+          <w:color w:val="2D3B45"/>
+          <w:kern w:val="0"/>
+          <w14:ligatures w14:val="none"/>
+        </w:rPr>
+        <w:t xml:space="preserve"> files, is best to use a directive</w:t>
+      </w:r>
+      <w:r>
+        <w:rPr>
+          <w:rFonts w:ascii="Lato" w:eastAsia="Times New Roman" w:hAnsi="Lato" w:cs="Times New Roman"/>
+          <w:color w:val="2D3B45"/>
+          <w:kern w:val="0"/>
+          <w14:ligatures w14:val="none"/>
+        </w:rPr>
+        <w:t xml:space="preserve"> to avoid errors</w:t>
+      </w:r>
+      <w:r>
+        <w:rPr>
+          <w:rFonts w:ascii="Lato" w:eastAsia="Times New Roman" w:hAnsi="Lato" w:cs="Times New Roman"/>
+          <w:color w:val="2D3B45"/>
+          <w:kern w:val="0"/>
+          <w14:ligatures w14:val="none"/>
+        </w:rPr>
+        <w:t xml:space="preserve">. If there are functions, variables, </w:t>
+      </w:r>
+      <w:r>
+        <w:rPr>
+          <w:rFonts w:ascii="Lato" w:eastAsia="Times New Roman" w:hAnsi="Lato" w:cs="Times New Roman"/>
+          <w:color w:val="2D3B45"/>
+          <w:kern w:val="0"/>
+          <w14:ligatures w14:val="none"/>
+        </w:rPr>
+        <w:t xml:space="preserve">a struct or any other </w:t>
+      </w:r>
+      <w:proofErr w:type="spellStart"/>
+      <w:r>
+        <w:rPr>
+          <w:rFonts w:ascii="Lato" w:eastAsia="Times New Roman" w:hAnsi="Lato" w:cs="Times New Roman"/>
+          <w:color w:val="2D3B45"/>
+          <w:kern w:val="0"/>
+          <w14:ligatures w14:val="none"/>
+        </w:rPr>
+        <w:t>c++</w:t>
+      </w:r>
+      <w:proofErr w:type="spellEnd"/>
+      <w:r>
+        <w:rPr>
+          <w:rFonts w:ascii="Lato" w:eastAsia="Times New Roman" w:hAnsi="Lato" w:cs="Times New Roman"/>
+          <w:color w:val="2D3B45"/>
+          <w:kern w:val="0"/>
+          <w14:ligatures w14:val="none"/>
+        </w:rPr>
+        <w:t xml:space="preserve"> data type that is particular to one .</w:t>
+      </w:r>
+      <w:proofErr w:type="spellStart"/>
+      <w:r>
+        <w:rPr>
+          <w:rFonts w:ascii="Lato" w:eastAsia="Times New Roman" w:hAnsi="Lato" w:cs="Times New Roman"/>
+          <w:color w:val="2D3B45"/>
+          <w:kern w:val="0"/>
+          <w14:ligatures w14:val="none"/>
+        </w:rPr>
+        <w:t>cpp</w:t>
+      </w:r>
+      <w:proofErr w:type="spellEnd"/>
+      <w:r>
+        <w:rPr>
+          <w:rFonts w:ascii="Lato" w:eastAsia="Times New Roman" w:hAnsi="Lato" w:cs="Times New Roman"/>
+          <w:color w:val="2D3B45"/>
+          <w:kern w:val="0"/>
+          <w14:ligatures w14:val="none"/>
+        </w:rPr>
+        <w:t xml:space="preserve"> file, is best to declare the data type locally (and hence using declaration and not a directive). To use a </w:t>
+      </w:r>
+      <w:r>
+        <w:rPr>
+          <w:rFonts w:ascii="Lato" w:eastAsia="Times New Roman" w:hAnsi="Lato" w:cs="Times New Roman"/>
+          <w:color w:val="2D3B45"/>
+          <w:kern w:val="0"/>
+          <w14:ligatures w14:val="none"/>
+        </w:rPr>
+        <w:t xml:space="preserve">directive in </w:t>
+      </w:r>
+      <w:proofErr w:type="spellStart"/>
+      <w:r>
+        <w:rPr>
+          <w:rFonts w:ascii="Lato" w:eastAsia="Times New Roman" w:hAnsi="Lato" w:cs="Times New Roman"/>
+          <w:color w:val="2D3B45"/>
+          <w:kern w:val="0"/>
+          <w14:ligatures w14:val="none"/>
+        </w:rPr>
+        <w:t>c++</w:t>
+      </w:r>
+      <w:proofErr w:type="spellEnd"/>
+      <w:r>
+        <w:rPr>
+          <w:rFonts w:ascii="Lato" w:eastAsia="Times New Roman" w:hAnsi="Lato" w:cs="Times New Roman"/>
+          <w:color w:val="2D3B45"/>
+          <w:kern w:val="0"/>
+          <w14:ligatures w14:val="none"/>
+        </w:rPr>
+        <w:t xml:space="preserve">, we </w:t>
+      </w:r>
+      <w:proofErr w:type="gramStart"/>
+      <w:r>
+        <w:rPr>
+          <w:rFonts w:ascii="Lato" w:eastAsia="Times New Roman" w:hAnsi="Lato" w:cs="Times New Roman"/>
+          <w:color w:val="2D3B45"/>
+          <w:kern w:val="0"/>
+          <w14:ligatures w14:val="none"/>
+        </w:rPr>
+        <w:t>must  use</w:t>
+      </w:r>
+      <w:proofErr w:type="gramEnd"/>
+      <w:r>
+        <w:rPr>
+          <w:rFonts w:ascii="Lato" w:eastAsia="Times New Roman" w:hAnsi="Lato" w:cs="Times New Roman"/>
+          <w:color w:val="2D3B45"/>
+          <w:kern w:val="0"/>
+          <w14:ligatures w14:val="none"/>
+        </w:rPr>
+        <w:t xml:space="preserve"> “#include &lt;declaration&gt;”. Then the code inside the declaration file gets added to the source code by the </w:t>
+      </w:r>
+      <w:r>
+        <w:rPr>
+          <w:rFonts w:ascii="Lato" w:eastAsia="Times New Roman" w:hAnsi="Lato" w:cs="Times New Roman"/>
+          <w:color w:val="2D3B45"/>
+          <w:kern w:val="0"/>
+          <w14:ligatures w14:val="none"/>
+        </w:rPr>
+        <w:lastRenderedPageBreak/>
+        <w:t xml:space="preserve">preprocessor, before compiling the code. A declaration is used to let the compiler know about functions, variables types, </w:t>
+      </w:r>
+      <w:r>
+        <w:rPr>
+          <w:rFonts w:ascii="Lato" w:eastAsia="Times New Roman" w:hAnsi="Lato" w:cs="Times New Roman"/>
+          <w:color w:val="2D3B45"/>
+          <w:kern w:val="0"/>
+          <w14:ligatures w14:val="none"/>
+        </w:rPr>
+        <w:t xml:space="preserve">structs, or other </w:t>
+      </w:r>
+      <w:proofErr w:type="spellStart"/>
+      <w:r>
+        <w:rPr>
+          <w:rFonts w:ascii="Lato" w:eastAsia="Times New Roman" w:hAnsi="Lato" w:cs="Times New Roman"/>
+          <w:color w:val="2D3B45"/>
+          <w:kern w:val="0"/>
+          <w14:ligatures w14:val="none"/>
+        </w:rPr>
+        <w:t>c++</w:t>
+      </w:r>
+      <w:proofErr w:type="spellEnd"/>
+      <w:r>
+        <w:rPr>
+          <w:rFonts w:ascii="Lato" w:eastAsia="Times New Roman" w:hAnsi="Lato" w:cs="Times New Roman"/>
+          <w:color w:val="2D3B45"/>
+          <w:kern w:val="0"/>
+          <w14:ligatures w14:val="none"/>
+        </w:rPr>
+        <w:t xml:space="preserve"> data types that will be used in the program. </w:t>
+      </w:r>
+      <w:r>
+        <w:rPr>
+          <w:rFonts w:ascii="Lato" w:eastAsia="Times New Roman" w:hAnsi="Lato" w:cs="Times New Roman"/>
+          <w:color w:val="2D3B45"/>
+          <w:kern w:val="0"/>
+          <w14:ligatures w14:val="none"/>
+        </w:rPr>
+        <w:t xml:space="preserve"> </w:t>
+      </w:r>
+    </w:p>
     <w:sectPr>
       <w:pgSz w:w="12240" w:h="15840"/>
       <w:pgMar w:top="1440" w:right="1440" w:bottom="1440" w:left="1440" w:header="720" w:footer="720" w:gutter="0"/>
